--- a/learn/assets/smart-tourism-syllabus-15w.docx
+++ b/learn/assets/smart-tourism-syllabus-15w.docx
@@ -3016,14 +3016,15 @@
             <w:pPr>
               <w:spacing w:before="20" w:after="0" w:line="276" w:lineRule="auto"/>
             </w:pPr>
-            <w:r/>
+            <w:r>
+              <w:t>과제 3 · 해외 사례 발표</w:t>
+            </w:r>
             <w:r>
               <w:rPr>
                 <w:rFonts w:ascii="맑은 고딕" w:hAnsi="맑은 고딕" w:eastAsia="맑은 고딕"/>
                 <w:b/>
                 <w:sz w:val="19"/>
               </w:rPr>
-              <w:t>과제 2 · 관광지도 실습</w:t>
             </w:r>
           </w:p>
         </w:tc>
@@ -3056,7 +3057,9 @@
             <w:pPr>
               <w:spacing w:before="20" w:after="0" w:line="276" w:lineRule="auto"/>
             </w:pPr>
-            <w:r/>
+            <w:r>
+              <w:t>9~15주 · 유럽 도시 벤치마킹</w:t>
+            </w:r>
             <w:r>
               <w:rPr>
                 <w:rFonts w:ascii="맑은 고딕" w:hAnsi="맑은 고딕" w:eastAsia="맑은 고딕"/>
@@ -3064,7 +3067,6 @@
                 <w:color w:val="55605B"/>
                 <w:sz w:val="18"/>
               </w:rPr>
-              <w:t>12주 제출</w:t>
             </w:r>
           </w:p>
         </w:tc>

--- a/learn/assets/smart-tourism-syllabus-15w.docx
+++ b/learn/assets/smart-tourism-syllabus-15w.docx
@@ -41,7 +41,7 @@
           <w:color w:val="55605B"/>
           <w:sz w:val="20"/>
         </w:rPr>
-        <w:t>지도를 펼치던 여행은 검색창을 여는 여행으로 바뀌었습니다. 15주 동안 국내 현장을 보고 → 유럽과 견주고 → 직접 하나 만들고 → 그것을 리포트·기획서의 근거로 바꾸는 순서로 진행합니다.</w:t>
+        <w:t>지도를 펼치던 여행은 검색창을 여는 여행으로 바뀌었습니다. 15주 동안 국내 현장을 보고 → 유럽과 견주고 → 유럽 도시를 벤치마킹해 발표하고 → 그것을 리포트·기획서의 근거로 바꾸는 순서로 진행합니다.</w:t>
       </w:r>
     </w:p>
     <w:p>
@@ -235,7 +235,7 @@
                 <w:b w:val="0"/>
                 <w:sz w:val="19"/>
               </w:rPr>
-              <w:t>강의 + 사례분석 + 실습</w:t>
+              <w:t>강의 + 사례분석 + 발표</w:t>
             </w:r>
           </w:p>
         </w:tc>
@@ -423,7 +423,7 @@
           <w:color w:val="8A5814"/>
           <w:sz w:val="17"/>
         </w:rPr>
-        <w:t xml:space="preserve">   3–8주</w:t>
+        <w:t xml:space="preserve">   3–14주</w:t>
       </w:r>
     </w:p>
     <w:p>
@@ -444,7 +444,7 @@
           <w:color w:val="8A5814"/>
           <w:sz w:val="17"/>
         </w:rPr>
-        <w:t xml:space="preserve">   10–15주</w:t>
+        <w:t xml:space="preserve">   13–15주</w:t>
       </w:r>
     </w:p>
     <w:p>
@@ -779,7 +779,7 @@
                 <w:b/>
                 <w:sz w:val="19"/>
               </w:rPr>
-              <w:t>만든다</w:t>
+              <w:t>벤치마킹한다</w:t>
             </w:r>
           </w:p>
         </w:tc>
@@ -798,7 +798,7 @@
                 <w:b w:val="0"/>
                 <w:sz w:val="18"/>
               </w:rPr>
-              <w:t>안동시 관광지도 제작 실습. 도구의 한계까지 확인한다.</w:t>
+              <w:t>유럽 수상 도시를 팀별로 맡아 다섯 칸 틀로 발표한다. 한국에 옮기면 무엇이 남는지까지.</w:t>
             </w:r>
           </w:p>
         </w:tc>
@@ -878,7 +878,7 @@
                 <w:b w:val="0"/>
                 <w:sz w:val="18"/>
               </w:rPr>
-              <w:t>논문·통계로 뒷받침해 기획서로 완성하고 발표한다.</w:t>
+              <w:t>최종후보 도시 발표를 마치고, 논문·통계로 뒷받침해 기획서로 완성하고 발표한다.</w:t>
             </w:r>
           </w:p>
         </w:tc>
@@ -1125,7 +1125,7 @@
                 <w:color w:val="55605B"/>
                 <w:sz w:val="16"/>
               </w:rPr>
-              <w:t>파트 05</w:t>
+              <w:t>파트 06</w:t>
               <w:br/>
               <w:t>슬라이드 01「정의」</w:t>
             </w:r>
@@ -1230,7 +1230,7 @@
                 <w:color w:val="55605B"/>
                 <w:sz w:val="16"/>
               </w:rPr>
-              <w:t>파트 05 슬라이드 02·03</w:t>
+              <w:t>파트 06 슬라이드 02·03</w:t>
               <w:br/>
               <w:t>교재 1–3장</w:t>
             </w:r>
@@ -1937,7 +1937,7 @@
                 <w:color w:val="2F5349"/>
                 <w:sz w:val="19"/>
               </w:rPr>
-              <w:t>Ⅲ. 만든다  ·  9–12주</w:t>
+              <w:t>Ⅲ. 벤치마킹한다  ·  9–12주</w:t>
             </w:r>
           </w:p>
         </w:tc>
@@ -1979,9 +1979,9 @@
                 <w:b/>
                 <w:sz w:val="18"/>
               </w:rPr>
-              <w:t>여행자 여정과 스마트 관광도시</w:t>
+              <w:t>여행자 여정과 해외 사례 발표 틀</w:t>
               <w:br/>
-              <w:t>— 실습으로 넘어가는 다리</w:t>
+              <w:t>— 국내 틀을 유럽에 대 본다</w:t>
             </w:r>
           </w:p>
         </w:tc>
@@ -2001,7 +2001,7 @@
                 <w:color w:val="55605B"/>
                 <w:sz w:val="17"/>
               </w:rPr>
-              <w:t>여행 전–중–후 여정의 각 지점을 어떤 기술이 손보는가. 앞서 본 44개 사례가 여정의 어느 지점에 붙는지 겹쳐 읽는다. 이어서 제작 실습 설계 원리 안내.</w:t>
+              <w:t>여행 전–중–후 여정의 각 지점을 어떤 기술이 손보는가. 앞서 본 44개 사례가 여정의 어느 지점에 붙는지 겹쳐 읽는다. 이어서 발표 틀 다섯 칸 — 관광 문제 · 기술·서비스 · 관광객·도시 효과 · 4대 영역 · 한국 적용 가능성을 안내한다.</w:t>
             </w:r>
           </w:p>
         </w:tc>
@@ -2021,7 +2021,9 @@
                 <w:color w:val="55605B"/>
                 <w:sz w:val="16"/>
               </w:rPr>
-              <w:t>파트 05 슬라이드 04·05</w:t>
+              <w:t>파트 06 슬라이드 04·05</w:t>
+              <w:br/>
+              <w:t>파트 02 발표 정리 양식</w:t>
             </w:r>
           </w:p>
         </w:tc>
@@ -2040,7 +2042,7 @@
                 <w:b w:val="0"/>
                 <w:sz w:val="17"/>
               </w:rPr>
-              <w:t>안동시 24개 읍면동 중 담당 지역 배정 · 실습 안내서 예습</w:t>
+              <w:t>팀별 담당 도시 확인 · 사례집에서 도시 원문 찾기</w:t>
             </w:r>
           </w:p>
         </w:tc>
@@ -2082,9 +2084,9 @@
                 <w:b/>
                 <w:sz w:val="18"/>
               </w:rPr>
-              <w:t>제작 실습 ①  지도의 원리</w:t>
+              <w:t>해외 사례 발표 ①  스마트관광 수도 수상도시</w:t>
               <w:br/>
-              <w:t>— 우리는 지도를 만들지 않는다</w:t>
+              <w:t>— 무엇을 안고 있었나</w:t>
             </w:r>
           </w:p>
         </w:tc>
@@ -2104,7 +2106,7 @@
                 <w:color w:val="55605B"/>
                 <w:sz w:val="17"/>
               </w:rPr>
-              <w:t>배경의 산 음영은 실측 고도자료를 불러온 것(Esri World Hillshade), 지형도는 OpenTopoMap. 인천도 수원도 지도를 만들지 않았고 가져다 쓴 위에 콘텐츠를 얹었다는 구조를 확인한다. 타일 좌표 {z}/{y}/{x}의 뜻.</w:t>
+              <w:t>팀별 발표(조당 8분 + 질의). 수상 도시가 안고 있던 관광 문제에서 출발해, 무엇으로 손댔고 무엇이 달라졌는지를 잇는다. 도시 소개로 흐르면 그 자리에서 「그래서 문제가 무엇이었나」로 되돌린다.</w:t>
             </w:r>
           </w:p>
         </w:tc>
@@ -2124,9 +2126,9 @@
                 <w:color w:val="55605B"/>
                 <w:sz w:val="16"/>
               </w:rPr>
-              <w:t>파트 03</w:t>
+              <w:t>파트 02</w:t>
               <w:br/>
-              <w:t>실습 안내서</w:t>
+              <w:t>사례집 원문 89쪽</w:t>
             </w:r>
           </w:p>
         </w:tc>
@@ -2145,7 +2147,9 @@
                 <w:b w:val="0"/>
                 <w:sz w:val="17"/>
               </w:rPr>
-              <w:t>실습 페이지 접속 · 배경지도 전환 · 좌표 3개 찍어보기</w:t>
+              <w:t>★ 과제 3 발표</w:t>
+              <w:br/>
+              <w:t>수상도시 담당 팀</w:t>
             </w:r>
           </w:p>
         </w:tc>
@@ -2187,9 +2191,9 @@
                 <w:b/>
                 <w:sz w:val="18"/>
               </w:rPr>
-              <w:t>제작 실습 ②  자원 선정과 근거</w:t>
+              <w:t>해외 사례 발표 ②  스마트관광 수도 수상도시</w:t>
               <w:br/>
-              <w:t>— 만드는 것은 지도가 아니라 이야기</w:t>
+              <w:t>— 4대 영역 중 어디에 걸리나</w:t>
             </w:r>
           </w:p>
         </w:tc>
@@ -2209,7 +2213,7 @@
                 <w:color w:val="55605B"/>
                 <w:sz w:val="17"/>
               </w:rPr>
-              <w:t>담당 지역의 관광자원 3곳을 찍고 「왜 골랐는가」를 쓴다. 지오코딩으로 이름→좌표 변환(하회마을 36.53903, 128.51809 등)을 시연하고, 검색해도 안 나오는 곳이 오히려 이 수업의 표적임을 확인한다.</w:t>
+              <w:t>같은 틀로 이어서 발표. 접근성 · 지속가능성 · 디지털화 · 문화유산과 창의성 중 어디에 걸리는지를 도시끼리 견준다. 디지털화만으로 설명되는 도시는 드물다는 점을 확인한다.</w:t>
             </w:r>
           </w:p>
         </w:tc>
@@ -2229,9 +2233,9 @@
                 <w:color w:val="55605B"/>
                 <w:sz w:val="16"/>
               </w:rPr>
-              <w:t>파트 03</w:t>
+              <w:t>파트 02</w:t>
               <w:br/>
-              <w:t>실습 페이지</w:t>
+              <w:t>역대 수상 도시 2019–2026</w:t>
             </w:r>
           </w:p>
         </w:tc>
@@ -2250,7 +2254,9 @@
                 <w:b w:val="0"/>
                 <w:sz w:val="17"/>
               </w:rPr>
-              <w:t>자원 3곳 입력 + 선정 이유 작성 · 출처 명기</w:t>
+              <w:t>★ 과제 3 발표</w:t>
+              <w:br/>
+              <w:t>수상도시 담당 팀</w:t>
             </w:r>
           </w:p>
         </w:tc>
@@ -2292,9 +2298,9 @@
                 <w:b/>
                 <w:sz w:val="18"/>
               </w:rPr>
-              <w:t>제작 실습 ③  한계와 상업판 비교</w:t>
+              <w:t>해외 사례 발표 ③  Green Pioneer 수상도시</w:t>
               <w:br/>
-              <w:t>— 도구의 한계를 아는 법</w:t>
+              <w:t>— 작은 도시는 어떻게 했나</w:t>
             </w:r>
           </w:p>
         </w:tc>
@@ -2314,7 +2320,7 @@
                 <w:color w:val="55605B"/>
                 <w:sz w:val="17"/>
               </w:rPr>
-              <w:t>줌 15 이상에서 뜨는 해상도 경고 — 한국 지역 3~4km가 상한. “왜 더 확대하지 않았나”에 답할 수 있어야 한다. 이어 상업판(㈜노블전자지도 다도라·용인 전자지도)과 비교하며 “판 것은 지도인가, 콘텐츠인가”를 묻는다.</w:t>
+              <w:t>규모가 작은 도시의 발표. 큰 예산 없이 지속가능성과 문화유산을 어떻게 관리했는지 본다. 경북 · 안동처럼 작은 지역에 옮기기 쉬운 것이 오히려 여기서 나온다.</w:t>
             </w:r>
           </w:p>
         </w:tc>
@@ -2334,9 +2340,9 @@
                 <w:color w:val="55605B"/>
                 <w:sz w:val="16"/>
               </w:rPr>
-              <w:t>파트 03</w:t>
+              <w:t>파트 02</w:t>
               <w:br/>
-              <w:t>상업판 3종</w:t>
+              <w:t>Green Pioneer 사례집</w:t>
             </w:r>
           </w:p>
         </w:tc>
@@ -2355,9 +2361,9 @@
                 <w:b w:val="0"/>
                 <w:sz w:val="17"/>
               </w:rPr>
-              <w:t>★ 과제 2 제출</w:t>
+              <w:t>★ 과제 3 발표</w:t>
               <w:br/>
-              <w:t>관광지도 +「제출용 글 복사」산출물</w:t>
+              <w:t>Green Pioneer 담당 팀</w:t>
             </w:r>
           </w:p>
         </w:tc>
@@ -2423,7 +2429,7 @@
                 <w:b/>
                 <w:sz w:val="18"/>
               </w:rPr>
-              <w:t>연구로 뒷받침하기</w:t>
+              <w:t>최종후보 발표와 연구로 뒷받침하기</w:t>
               <w:br/>
               <w:t>— 주장에 근거를 붙인다</w:t>
             </w:r>
@@ -2445,7 +2451,7 @@
                 <w:color w:val="55605B"/>
                 <w:sz w:val="17"/>
               </w:rPr>
-              <w:t>Gursoy 외(2024) 스마트 목적지 개념 모형 — 성공 촉진 요인 → 스마트 관광 영역 → 관광지 성과의 3단계. 논문마다 붙은 「공급자/수요자」 표시로 자기 리포트의 관점을 점검한다. 국내 KCI 4편은 연구동향 → 도시 정책 → 데이터 실증 → 법·제도 순.</w:t>
+              <w:t>최종후보 도시 발표 — 왜 수상하지 못했는지까지 짚는다. 이어 Gursoy 외(2024) 스마트 목적지 개념 모형 — 성공 촉진 요인 → 스마트 관광 영역 → 관광지 성과의 3단계로 자기 발표의 관점을 점검한다.</w:t>
             </w:r>
           </w:p>
         </w:tc>
@@ -2465,9 +2471,9 @@
                 <w:color w:val="55605B"/>
                 <w:sz w:val="16"/>
               </w:rPr>
-              <w:t>파트 06</w:t>
+              <w:t>파트 02 최종후보</w:t>
               <w:br/>
-              <w:t>Gursoy 외(2024) 원문 17쪽</w:t>
+              <w:t>파트 07 Gursoy 외(2024)</w:t>
             </w:r>
           </w:p>
         </w:tc>
@@ -2486,7 +2492,7 @@
                 <w:b w:val="0"/>
                 <w:sz w:val="17"/>
               </w:rPr>
-              <w:t>Gursoy(2024) 정독 · 자기 실습에 붙일 이론 1개 선택</w:t>
+              <w:t>★ 과제 3 발표(최종후보) · 자기 발표에 붙일 이론 1개 선택</w:t>
             </w:r>
           </w:p>
         </w:tc>
@@ -2528,7 +2534,7 @@
                 <w:b/>
                 <w:sz w:val="18"/>
               </w:rPr>
-              <w:t>자료실과 인용 · 산출물 다듬기</w:t>
+              <w:t>최종후보 발표와 산출물 다듬기</w:t>
               <w:br/>
               <w:t>— 기획서의 형식을 갖춘다</w:t>
             </w:r>
@@ -2550,7 +2556,7 @@
                 <w:color w:val="55605B"/>
                 <w:sz w:val="17"/>
               </w:rPr>
-              <w:t>한국관광 데이터랩 게시판, KCTI 국제관광동향(통계 인용 표기 연습). 실습 결과물을 기획서 또는 공모 응모 원고 형식으로 전환한다 — 문제 정의·근거·제안·기대효과.</w:t>
+              <w:t>남은 최종후보 발표. 한국관광 데이터랩 게시판, KCTI 국제관광동향(통계 인용 표기 연습). 발표에서 나온 「한국 적용 가능성」을 기획서 또는 공모 응모 원고 형식으로 전환한다 — 문제 정의·근거·제안·기대효과.</w:t>
             </w:r>
           </w:p>
         </w:tc>
@@ -2570,7 +2576,7 @@
                 <w:color w:val="55605B"/>
                 <w:sz w:val="16"/>
               </w:rPr>
-              <w:t>파트 07 국내 자료실</w:t>
+              <w:t>파트 08 국내 자료실</w:t>
               <w:br/>
               <w:t>파트 03 공모전</w:t>
             </w:r>
@@ -2591,7 +2597,7 @@
                 <w:b w:val="0"/>
                 <w:sz w:val="17"/>
               </w:rPr>
-              <w:t>최종 산출물 초안 · 개별 피드백</w:t>
+              <w:t>★ 과제 3 발표(최종후보) · 최종 산출물 초안 · 개별 피드백</w:t>
             </w:r>
           </w:p>
         </w:tc>
@@ -2636,9 +2642,9 @@
                 <w:color w:val="A8431B"/>
                 <w:sz w:val="18"/>
               </w:rPr>
-              <w:t>◆ 기말 발표와 총평</w:t>
+              <w:t>◆ 기말 발표와 종합</w:t>
               <w:br/>
-              <w:t>— 서류로 거르고 발표로 정한다</w:t>
+              <w:t>— 해외 사례를 한 장으로 모은다</w:t>
             </w:r>
           </w:p>
         </w:tc>
@@ -2659,7 +2665,7 @@
                 <w:color w:val="55605B"/>
                 <w:sz w:val="17"/>
               </w:rPr>
-              <w:t>개인 또는 조별 최종 발표(10분 + 질의 3분). 실제 공모전이 서류 심사 후 발표로 확정하는 구조와 같게 운영한다. 총평에서 학기 전체를 네 단계로 되짚는다.</w:t>
+              <w:t>해외 사례 발표 전체를 종합하고, 개인 또는 조별 최종 발표(10분 + 질의 3분). 실제 공모전이 서류 심사 후 발표로 확정하는 구조와 같게 운영한다. 총평에서 학기 전체를 네 단계로 되짚는다.</w:t>
             </w:r>
           </w:p>
         </w:tc>
@@ -2719,7 +2725,7 @@
           <w:color w:val="55605B"/>
           <w:sz w:val="17"/>
         </w:rPr>
-        <w:t>※ 8주·15주를 평가 주간으로 두었습니다. 지필시험으로 운영할 경우 8주는 개념·용어 시험(파트 04·05 범위)으로 대체하고 비교 리포트를 9주로 옮기면 됩니다.</w:t>
+        <w:t>※ 8주·15주를 평가 주간으로 두었습니다. 지필시험으로 운영할 경우 8주는 개념·용어 시험(파트 05·06 범위)으로 대체하고 비교 리포트를 9주로 옮기면 됩니다.</w:t>
       </w:r>
     </w:p>
     <w:p>
@@ -3148,7 +3154,7 @@
           <w:color w:val="2F5349"/>
           <w:sz w:val="28"/>
         </w:rPr>
-        <w:t>실습 채점 기준</w:t>
+        <w:t>해외 사례 발표 채점 기준</w:t>
       </w:r>
     </w:p>
     <w:p>
@@ -3162,7 +3168,7 @@
           <w:color w:val="55605B"/>
           <w:sz w:val="19"/>
         </w:rPr>
-        <w:t>지도가 예쁜지, 코드를 짰는지는 보지 않습니다.</w:t>
+        <w:t>도시를 얼마나 많이 소개했는지는 보지 않습니다.</w:t>
       </w:r>
     </w:p>
     <w:p>
@@ -3176,7 +3182,7 @@
           <w:b/>
           <w:sz w:val="20"/>
         </w:rPr>
-        <w:t>1. 관광자원 세 곳을 「왜」 골랐는가</w:t>
+        <w:t>1. 관광 문제에서 출발했는가</w:t>
       </w:r>
     </w:p>
     <w:p>
@@ -3191,7 +3197,7 @@
           <w:color w:val="55605B"/>
           <w:sz w:val="19"/>
         </w:rPr>
-        <w:t>지역 맥락과 연결된 선정 논리가 있는가. 시가 밀고 있는 것과 내가 찾아낸 것을 구분했는가.</w:t>
+        <w:t>도시 소개가 아니라 문제 해결의 이야기인가. 그 도시가 무엇을 안고 있었고, 무엇으로 손댔고, 무엇이 달라졌는지가 이어지는가.</w:t>
       </w:r>
     </w:p>
     <w:p>
@@ -3205,7 +3211,7 @@
           <w:b/>
           <w:sz w:val="20"/>
         </w:rPr>
-        <w:t>2. 출처를 밝혔는가</w:t>
+        <w:t>2. 신청서 원문을 근거로 썼는가</w:t>
       </w:r>
     </w:p>
     <w:p>
@@ -3220,7 +3226,7 @@
           <w:color w:val="55605B"/>
           <w:sz w:val="19"/>
         </w:rPr>
-        <w:t>배경지도·좌표·자원 정보의 출처 표기. 인용 형식을 갖췄는가.</w:t>
+        <w:t>유럽 사례집(89쪽) · Green Pioneer 사례집의 도시별 원문을 출처로 밝혔는가. 홍보물이 아니라 심사용 신청서를 인용했는가.</w:t>
       </w:r>
     </w:p>
     <w:p>
@@ -3234,7 +3240,7 @@
           <w:b/>
           <w:sz w:val="20"/>
         </w:rPr>
-        <w:t>3. “왜 더 확대하지 않았나”에 답할 수 있는가</w:t>
+        <w:t>3. 한국에 옮기면 무엇이 남는가에 답할 수 있는가</w:t>
       </w:r>
     </w:p>
     <w:p>
@@ -3249,7 +3255,7 @@
           <w:color w:val="55605B"/>
           <w:sz w:val="19"/>
         </w:rPr>
-        <w:t>사용한 도구의 해상도 한계를 설명할 수 있는가. 도구를 쓰는 법보다 한계를 아는 법이 오래 갑니다.</w:t>
+        <w:t>경북 · 안동에 옮겼을 때 되는 것과 안 되는 것을 가를 수 있는가. 4대 영역(접근성 · 지속가능성 · 디지털화 · 문화유산과 창의성) 중 어디에 걸리는지 짚었는가.</w:t>
       </w:r>
     </w:p>
     <w:p>
@@ -3263,7 +3269,7 @@
           <w:color w:val="8A5814"/>
           <w:sz w:val="17"/>
         </w:rPr>
-        <w:t>이 세 기준은 한국관광 데이터랩 활용 경진대회가 요구하는 것과 같습니다 — 개발 실력이 아니라 데이터를 읽고 해석한 이야기. 실습 채점 기준이 그대로 출품 준비가 됩니다.</w:t>
+        <w:t>발표 틀은 다섯 칸입니다 — ① 관광 문제 ② 기술 · 서비스 ③ 관광객 · 도시 효과 ④ 4대 영역 ⑤ 한국 적용 가능성. 과제 1 도시 카드의 세 갈래를 유럽용으로 늘린 것이라, 국내에서 쓰던 틀을 유럽 도시에 그대로 대 보는 것이 이 과제의 요점입니다.</w:t>
       </w:r>
     </w:p>
     <w:p>
@@ -3353,7 +3359,7 @@
           <w:b/>
           <w:sz w:val="20"/>
         </w:rPr>
-        <w:t>· 10주 전에 교수자가 먼저 실습해 볼 것</w:t>
+        <w:t>· 9주 전에 팀별 도시 배정을 확정할 것</w:t>
       </w:r>
     </w:p>
     <w:p>
@@ -3368,7 +3374,7 @@
           <w:color w:val="55605B"/>
           <w:sz w:val="19"/>
         </w:rPr>
-        <w:t>줌 15 해상도 경고와 지오코딩 실패는 오류가 아니라 이 수업의 교육 포인트입니다. 학생보다 먼저 겪어보셔야 그 자리에서 설명이 됩니다.</w:t>
+        <w:t>9~11주 스마트관광 수도 수상도시 · 12주 Green Pioneer 수상도시 · 13~14주 최종후보가 팀끼리 겹치지 않게 나눕니다. 도시별 원문 쪽수를 사례집에서 먼저 짚어 두면 학생이 홍보물 대신 신청서를 인용합니다.</w:t>
       </w:r>
     </w:p>
     <w:p>
@@ -3397,7 +3403,7 @@
           <w:color w:val="55605B"/>
           <w:sz w:val="19"/>
         </w:rPr>
-        <w:t>경북 AX 경진대회·한국관광 데이터랩 경진대회는 해마다 열립니다. 올해 마감을 놓쳐도 다음 회차를 겨냥해 12주 산출물을 그대로 응모 원고로 발전시킬 수 있습니다. 대학생은 학생부가 아니라 일반부입니다.</w:t>
+        <w:t>경북 AX 경진대회·한국관광 데이터랩 경진대회는 해마다 열립니다. 올해 마감을 놓쳐도 다음 회차를 겨냥해 14주 기획서 초안을 그대로 응모 원고로 발전시킬 수 있습니다. 대학생은 학생부가 아니라 일반부입니다.</w:t>
       </w:r>
     </w:p>
     <w:p>

--- a/learn/assets/smart-tourism-syllabus-15w.docx
+++ b/learn/assets/smart-tourism-syllabus-15w.docx
@@ -2905,7 +2905,7 @@
                 <w:b/>
                 <w:sz w:val="19"/>
               </w:rPr>
-              <w:t>과제 1 · 도시 카드</w:t>
+              <w:t>국내 도시 발표</w:t>
             </w:r>
           </w:p>
         </w:tc>
@@ -2946,7 +2946,7 @@
                 <w:color w:val="55605B"/>
                 <w:sz w:val="18"/>
               </w:rPr>
-              <w:t>4주 제출</w:t>
+              <w:t>매주 발표 피드백</w:t>
             </w:r>
           </w:p>
         </w:tc>

--- a/learn/assets/smart-tourism-syllabus-15w.docx
+++ b/learn/assets/smart-tourism-syllabus-15w.docx
@@ -1461,9 +1461,9 @@
                 <w:b w:val="0"/>
                 <w:sz w:val="17"/>
               </w:rPr>
-              <w:t>★ 과제 1 제출</w:t>
+              <w:t>★ 국내 도시 발표</w:t>
               <w:br/>
-              <w:t>배정 도시 1곳「도시 카드」A4 1장 — 세 갈래 구조로</w:t>
+              <w:t>배정 도시 1곳 — 매주 발표 · 피드백</w:t>
             </w:r>
           </w:p>
         </w:tc>
@@ -1870,7 +1870,7 @@
                 <w:color w:val="55605B"/>
                 <w:sz w:val="17"/>
               </w:rPr>
-              <w:t>조별 발표(조당 8분). 같은 이름의 사업을 두 대륙이 어떻게 다르게 정의하는지, 4주차 도시 카드와 5–7주 유럽 자료를 맞붙여 논증한다. 질의응답 포함.</w:t>
+              <w:t>조별 발표(조당 8분). 같은 이름의 사업을 두 대륙이 어떻게 다르게 정의하는지, 국내 도시 발표와 유럽 자료를 맞붙여 논증한다. 질의응답 포함.</w:t>
             </w:r>
           </w:p>
         </w:tc>
@@ -3064,7 +3064,7 @@
               <w:spacing w:before="20" w:after="0" w:line="276" w:lineRule="auto"/>
             </w:pPr>
             <w:r>
-              <w:t>9~15주 · 유럽 도시 벤치마킹</w:t>
+              <w:t>강의 후반부 · 유럽 도시 벤치마킹</w:t>
             </w:r>
             <w:r>
               <w:rPr>
@@ -3269,7 +3269,7 @@
           <w:color w:val="8A5814"/>
           <w:sz w:val="17"/>
         </w:rPr>
-        <w:t>발표 틀은 다섯 칸입니다 — ① 관광 문제 ② 기술 · 서비스 ③ 관광객 · 도시 효과 ④ 4대 영역 ⑤ 한국 적용 가능성. 과제 1 도시 카드의 세 갈래를 유럽용으로 늘린 것이라, 국내에서 쓰던 틀을 유럽 도시에 그대로 대 보는 것이 이 과제의 요점입니다.</w:t>
+        <w:t>발표 틀은 다섯 칸입니다 — ① 관광 문제 ② 기술 · 서비스 ③ 관광객 · 도시 효과 ④ 4대 영역 ⑤ 한국 적용 가능성. 국내 도시 발표의 세 갈래를 유럽용으로 늘린 것이라, 국내에서 쓰던 틀을 유럽 도시에 그대로 대 보는 것이 이 과제의 요점입니다.</w:t>
       </w:r>
     </w:p>
     <w:p>

--- a/learn/assets/smart-tourism-syllabus-15w.docx
+++ b/learn/assets/smart-tourism-syllabus-15w.docx
@@ -2926,7 +2926,7 @@
                 <w:color w:val="2F5349"/>
                 <w:sz w:val="20"/>
               </w:rPr>
-              <w:t>15%</w:t>
+              <w:t>20%</w:t>
             </w:r>
           </w:p>
         </w:tc>
@@ -3051,7 +3051,7 @@
                 <w:color w:val="2F5349"/>
                 <w:sz w:val="20"/>
               </w:rPr>
-              <w:t>25%</w:t>
+              <w:t>20%</w:t>
             </w:r>
           </w:p>
         </w:tc>

--- a/learn/assets/smart-tourism-syllabus-15w.docx
+++ b/learn/assets/smart-tourism-syllabus-15w.docx
@@ -2967,7 +2967,7 @@
                 <w:b/>
                 <w:sz w:val="19"/>
               </w:rPr>
-              <w:t>중간 · 비교 리포트와 발표</w:t>
+              <w:t>중간 · 시각화된 심층 PT</w:t>
             </w:r>
           </w:p>
         </w:tc>
@@ -3008,7 +3008,7 @@
                 <w:color w:val="55605B"/>
                 <w:sz w:val="18"/>
               </w:rPr>
-              <w:t>8주</w:t>
+              <w:t>8주 · 중간시험 대체</w:t>
             </w:r>
           </w:p>
         </w:tc>
@@ -3023,7 +3023,7 @@
               <w:spacing w:before="20" w:after="0" w:line="276" w:lineRule="auto"/>
             </w:pPr>
             <w:r>
-              <w:t>과제 3 · 해외 사례 발표</w:t>
+              <w:t>실습 2 · 해외 사례 발표</w:t>
             </w:r>
             <w:r>
               <w:rPr>
@@ -3093,7 +3093,7 @@
                 <w:b/>
                 <w:sz w:val="19"/>
               </w:rPr>
-              <w:t>기말 · 기획서와 발표</w:t>
+              <w:t>기말 · 최종결과물 1 · 최종결과물 2</w:t>
             </w:r>
           </w:p>
         </w:tc>
@@ -3134,7 +3134,7 @@
                 <w:color w:val="55605B"/>
                 <w:sz w:val="18"/>
               </w:rPr>
-              <w:t>15주</w:t>
+              <w:t>16주 · 기말시험 대체 · AX 응모신청서 · 업무수행계획서</w:t>
             </w:r>
           </w:p>
         </w:tc>

--- a/learn/assets/smart-tourism-syllabus-15w.docx
+++ b/learn/assets/smart-tourism-syllabus-15w.docx
@@ -1849,7 +1849,7 @@
               </w:rPr>
               <w:t>◆ 중간평가</w:t>
               <w:br/>
-              <w:t>한국 ↔ 유럽 비교 발표</w:t>
+              <w:t>시각화된 심층 PT(중간시험 대체)</w:t>
             </w:r>
           </w:p>
         </w:tc>
@@ -1911,9 +1911,9 @@
                 <w:b w:val="0"/>
                 <w:sz w:val="17"/>
               </w:rPr>
-              <w:t>★ 중간 리포트 제출</w:t>
+              <w:t>★ 중간 PT 발표</w:t>
               <w:br/>
-              <w:t>비교 리포트 3–4쪽 + 발표 슬라이드</w:t>
+              <w:t>시각화 슬라이드</w:t>
             </w:r>
           </w:p>
         </w:tc>
@@ -2147,7 +2147,7 @@
                 <w:b w:val="0"/>
                 <w:sz w:val="17"/>
               </w:rPr>
-              <w:t>★ 과제 3 발표</w:t>
+              <w:t>★ 실습 2 발표</w:t>
               <w:br/>
               <w:t>수상도시 담당 팀</w:t>
             </w:r>
@@ -2254,7 +2254,7 @@
                 <w:b w:val="0"/>
                 <w:sz w:val="17"/>
               </w:rPr>
-              <w:t>★ 과제 3 발표</w:t>
+              <w:t>★ 실습 2 발표</w:t>
               <w:br/>
               <w:t>수상도시 담당 팀</w:t>
             </w:r>
@@ -2361,7 +2361,7 @@
                 <w:b w:val="0"/>
                 <w:sz w:val="17"/>
               </w:rPr>
-              <w:t>★ 과제 3 발표</w:t>
+              <w:t>★ 실습 2 발표</w:t>
               <w:br/>
               <w:t>Green Pioneer 담당 팀</w:t>
             </w:r>
@@ -2492,7 +2492,7 @@
                 <w:b w:val="0"/>
                 <w:sz w:val="17"/>
               </w:rPr>
-              <w:t>★ 과제 3 발표(최종후보) · 자기 발표에 붙일 이론 1개 선택</w:t>
+              <w:t>★ 실습 2 발표(최종후보) · 자기 발표에 붙일 이론 1개 선택</w:t>
             </w:r>
           </w:p>
         </w:tc>
@@ -2597,7 +2597,7 @@
                 <w:b w:val="0"/>
                 <w:sz w:val="17"/>
               </w:rPr>
-              <w:t>★ 과제 3 발표(최종후보) · 최종 산출물 초안 · 개별 피드백</w:t>
+              <w:t>★ 실습 2 발표(최종후보) · 최종 산출물 초안 · 개별 피드백</w:t>
             </w:r>
           </w:p>
         </w:tc>
@@ -2706,9 +2706,9 @@
                 <w:b w:val="0"/>
                 <w:sz w:val="17"/>
               </w:rPr>
-              <w:t>★ 기말 산출물 제출</w:t>
+              <w:t>★ 기말 최종결과물 제출</w:t>
               <w:br/>
-              <w:t>기획서 5–6쪽 + 발표</w:t>
+              <w:t>AX 응모신청서 · 업무수행계획서</w:t>
             </w:r>
           </w:p>
         </w:tc>
@@ -2725,7 +2725,7 @@
           <w:color w:val="55605B"/>
           <w:sz w:val="17"/>
         </w:rPr>
-        <w:t>※ 8주·15주를 평가 주간으로 두었습니다. 지필시험으로 운영할 경우 8주는 개념·용어 시험(파트 05·06 범위)으로 대체하고 비교 리포트를 9주로 옮기면 됩니다.</w:t>
+        <w:t>※ 8주 · 16주를 평가 주간으로 둡니다. 중간 · 기말 모두 지필시험 대신 과제로 대체합니다.</w:t>
       </w:r>
     </w:p>
     <w:p>
